--- a/public/fireflyx-resume.docx
+++ b/public/fireflyx-resume.docx
@@ -4,25 +4,1468 @@
   <w:body>
     <w:p>
       <w:pPr>
+        <w:spacing w:after="40"/>
+      </w:pPr>
+      <w:r>
+        <w:rPr>
+          <w:b/>
+          <w:bCs/>
+          <w:color w:val="1F2430"/>
+          <w:sz w:val="40"/>
+          <w:szCs w:val="40"/>
+        </w:rPr>
+        <w:t>范焱翔</w:t>
+      </w:r>
+      <w:r>
+        <w:rPr>
+          <w:color w:val="5A6072"/>
+          <w:sz w:val="22"/>
+          <w:szCs w:val="22"/>
+        </w:rPr>
+        <w:t xml:space="preserve">  </w:t>
+      </w:r>
+      <w:proofErr w:type="spellStart"/>
+      <w:r>
+        <w:rPr>
+          <w:color w:val="5A6072"/>
+          <w:sz w:val="22"/>
+          <w:szCs w:val="22"/>
+        </w:rPr>
+        <w:t>fireflyx</w:t>
+      </w:r>
+      <w:proofErr w:type="spellEnd"/>
+    </w:p>
+    <w:p>
+      <w:pPr>
+        <w:spacing w:after="60"/>
+      </w:pPr>
+      <w:r>
+        <w:rPr>
+          <w:b/>
+          <w:bCs/>
+          <w:color w:val="6D3FC4"/>
+          <w:sz w:val="21"/>
+          <w:szCs w:val="21"/>
+        </w:rPr>
+        <w:t xml:space="preserve">AI Agent </w:t>
+      </w:r>
+      <w:r>
+        <w:rPr>
+          <w:b/>
+          <w:bCs/>
+          <w:color w:val="6D3FC4"/>
+          <w:sz w:val="21"/>
+          <w:szCs w:val="21"/>
+        </w:rPr>
+        <w:t>开发</w:t>
+      </w:r>
+      <w:r>
+        <w:rPr>
+          <w:b/>
+          <w:bCs/>
+          <w:color w:val="6D3FC4"/>
+          <w:sz w:val="21"/>
+          <w:szCs w:val="21"/>
+        </w:rPr>
+        <w:t xml:space="preserve"> · AI </w:t>
+      </w:r>
+      <w:r>
+        <w:rPr>
+          <w:b/>
+          <w:bCs/>
+          <w:color w:val="6D3FC4"/>
+          <w:sz w:val="21"/>
+          <w:szCs w:val="21"/>
+        </w:rPr>
+        <w:t>辅助全</w:t>
+      </w:r>
+      <w:proofErr w:type="gramStart"/>
+      <w:r>
+        <w:rPr>
+          <w:b/>
+          <w:bCs/>
+          <w:color w:val="6D3FC4"/>
+          <w:sz w:val="21"/>
+          <w:szCs w:val="21"/>
+        </w:rPr>
+        <w:t>栈</w:t>
+      </w:r>
+      <w:proofErr w:type="gramEnd"/>
+      <w:r>
+        <w:rPr>
+          <w:b/>
+          <w:bCs/>
+          <w:color w:val="6D3FC4"/>
+          <w:sz w:val="21"/>
+          <w:szCs w:val="21"/>
+        </w:rPr>
+        <w:t>开发</w:t>
+      </w:r>
+    </w:p>
+    <w:p>
+      <w:pPr>
+        <w:spacing w:after="40"/>
+      </w:pPr>
+      <w:r>
+        <w:rPr>
+          <w:color w:val="5A6072"/>
+          <w:sz w:val="18"/>
+          <w:szCs w:val="18"/>
+        </w:rPr>
+        <w:t>邮箱</w:t>
+      </w:r>
+      <w:r>
+        <w:rPr>
+          <w:color w:val="5A6072"/>
+          <w:sz w:val="18"/>
+          <w:szCs w:val="18"/>
+        </w:rPr>
+        <w:t xml:space="preserve"> </w:t>
+      </w:r>
+      <w:hyperlink r:id="rId5" w:history="1">
+        <w:r>
+          <w:rPr>
+            <w:rStyle w:val="a5"/>
+            <w:sz w:val="18"/>
+            <w:szCs w:val="18"/>
+          </w:rPr>
+          <w:t>fireflyx26710@gmail.com</w:t>
+        </w:r>
+      </w:hyperlink>
+      <w:r>
+        <w:rPr>
+          <w:color w:val="5A6072"/>
+          <w:sz w:val="18"/>
+          <w:szCs w:val="18"/>
+        </w:rPr>
+        <w:t xml:space="preserve">    GitHub </w:t>
+      </w:r>
+      <w:hyperlink r:id="rId6" w:history="1">
+        <w:r>
+          <w:rPr>
+            <w:rStyle w:val="a5"/>
+            <w:sz w:val="18"/>
+            <w:szCs w:val="18"/>
+          </w:rPr>
+          <w:t>github.com/fireflyxxx</w:t>
+        </w:r>
+      </w:hyperlink>
+    </w:p>
+    <w:p>
+      <w:pPr>
+        <w:pBdr>
+          <w:bottom w:val="single" w:sz="6" w:space="3" w:color="6D3FC4"/>
+        </w:pBdr>
+        <w:spacing w:before="240" w:after="120"/>
+      </w:pPr>
+      <w:r>
+        <w:rPr>
+          <w:b/>
+          <w:bCs/>
+          <w:color w:val="1F2430"/>
+          <w:sz w:val="24"/>
+          <w:szCs w:val="24"/>
+        </w:rPr>
+        <w:t>个人简介</w:t>
+      </w:r>
+    </w:p>
+    <w:p>
+      <w:pPr>
+        <w:spacing w:after="40"/>
+      </w:pPr>
+      <w:r>
+        <w:t>软件工程在读，专注</w:t>
+      </w:r>
+      <w:r>
+        <w:t xml:space="preserve"> AI Agent </w:t>
+      </w:r>
+      <w:r>
+        <w:t>开发与</w:t>
+      </w:r>
+      <w:r>
+        <w:t xml:space="preserve"> AI </w:t>
+      </w:r>
+      <w:r>
+        <w:t>辅助下的全</w:t>
+      </w:r>
+      <w:proofErr w:type="gramStart"/>
+      <w:r>
+        <w:t>栈</w:t>
+      </w:r>
+      <w:proofErr w:type="gramEnd"/>
+      <w:r>
+        <w:t>开发。熟悉</w:t>
+      </w:r>
+      <w:r>
+        <w:t xml:space="preserve"> LLM </w:t>
+      </w:r>
+      <w:r>
+        <w:t>编排、</w:t>
+      </w:r>
+      <w:r>
+        <w:t>RAG</w:t>
+      </w:r>
+      <w:r>
+        <w:t>、多智能体与</w:t>
+      </w:r>
+      <w:r>
+        <w:t xml:space="preserve"> MCP</w:t>
+      </w:r>
+      <w:r>
+        <w:t>，能借助</w:t>
+      </w:r>
+      <w:r>
+        <w:t xml:space="preserve"> AI </w:t>
+      </w:r>
+      <w:r>
+        <w:t>编程工具高效完成从后端服务到前端界面的端到端交付。</w:t>
+      </w:r>
+    </w:p>
+    <w:p>
+      <w:pPr>
+        <w:pBdr>
+          <w:bottom w:val="single" w:sz="6" w:space="3" w:color="6D3FC4"/>
+        </w:pBdr>
+        <w:spacing w:before="240" w:after="120"/>
+      </w:pPr>
+      <w:r>
+        <w:rPr>
+          <w:b/>
+          <w:bCs/>
+          <w:color w:val="1F2430"/>
+          <w:sz w:val="24"/>
+          <w:szCs w:val="24"/>
+        </w:rPr>
+        <w:t>教育背景</w:t>
+      </w:r>
+    </w:p>
+    <w:p>
+      <w:pPr>
+        <w:tabs>
+          <w:tab w:val="right" w:pos="9026"/>
+        </w:tabs>
+        <w:spacing w:after="30"/>
+      </w:pPr>
+      <w:r>
+        <w:rPr>
+          <w:b/>
+          <w:bCs/>
+          <w:color w:val="1F2430"/>
+        </w:rPr>
+        <w:t>华东师范大学</w:t>
+      </w:r>
+      <w:r>
+        <w:t xml:space="preserve">　软件工程（本科）</w:t>
+      </w:r>
+      <w:r>
+        <w:rPr>
+          <w:color w:val="5A6072"/>
+          <w:sz w:val="18"/>
+          <w:szCs w:val="18"/>
+        </w:rPr>
+        <w:tab/>
+        <w:t>2023.09 – 2027.06</w:t>
+      </w:r>
+      <w:r>
+        <w:rPr>
+          <w:color w:val="5A6072"/>
+          <w:sz w:val="18"/>
+          <w:szCs w:val="18"/>
+        </w:rPr>
+        <w:t>（预计）</w:t>
+      </w:r>
+    </w:p>
+    <w:p>
+      <w:pPr>
+        <w:spacing w:after="40"/>
+      </w:pPr>
+      <w:r>
+        <w:rPr>
+          <w:color w:val="5A6072"/>
+          <w:sz w:val="19"/>
+          <w:szCs w:val="19"/>
+        </w:rPr>
+        <w:t>相关课程：</w:t>
+      </w:r>
+      <w:r>
+        <w:rPr>
+          <w:sz w:val="19"/>
+          <w:szCs w:val="19"/>
+        </w:rPr>
+        <w:t>数据结构与算法、操作系统、计算机网络、数据库系统、软件工程、编译原理</w:t>
+      </w:r>
+    </w:p>
+    <w:p>
+      <w:pPr>
+        <w:pBdr>
+          <w:bottom w:val="single" w:sz="6" w:space="3" w:color="6D3FC4"/>
+        </w:pBdr>
+        <w:spacing w:before="240" w:after="120"/>
+      </w:pPr>
+      <w:r>
+        <w:rPr>
+          <w:b/>
+          <w:bCs/>
+          <w:color w:val="1F2430"/>
+          <w:sz w:val="24"/>
+          <w:szCs w:val="24"/>
+        </w:rPr>
+        <w:t>专业技能</w:t>
+      </w:r>
+    </w:p>
+    <w:p>
+      <w:pPr>
+        <w:spacing w:after="76"/>
+      </w:pPr>
+      <w:r>
+        <w:rPr>
+          <w:b/>
+          <w:bCs/>
+          <w:color w:val="1F2430"/>
+        </w:rPr>
+        <w:t>AI / Agent</w:t>
+      </w:r>
+      <w:r>
+        <w:rPr>
+          <w:b/>
+          <w:bCs/>
+          <w:color w:val="1F2430"/>
+        </w:rPr>
+        <w:t>：</w:t>
+      </w:r>
+      <w:r>
+        <w:t xml:space="preserve">LLM </w:t>
+      </w:r>
+      <w:r>
+        <w:t>编排与工具调用、</w:t>
+      </w:r>
+      <w:r>
+        <w:t>RAG</w:t>
+      </w:r>
+      <w:r>
+        <w:t>（混合检索</w:t>
+      </w:r>
+      <w:r>
+        <w:t xml:space="preserve"> · </w:t>
+      </w:r>
+      <w:r>
+        <w:t>重排序</w:t>
+      </w:r>
+      <w:r>
+        <w:t xml:space="preserve"> · </w:t>
+      </w:r>
+      <w:r>
+        <w:t>引用溯源）、</w:t>
+      </w:r>
+      <w:r>
+        <w:t xml:space="preserve">Multi-Agent </w:t>
+      </w:r>
+      <w:r>
+        <w:t>协作、</w:t>
+      </w:r>
+      <w:r>
+        <w:t>Evals &amp; Guardrails</w:t>
+      </w:r>
+      <w:r>
+        <w:t>、</w:t>
+      </w:r>
+      <w:r>
+        <w:t>MCP</w:t>
+      </w:r>
+    </w:p>
+    <w:p>
+      <w:pPr>
+        <w:spacing w:after="76"/>
+      </w:pPr>
+      <w:r>
+        <w:rPr>
+          <w:b/>
+          <w:bCs/>
+          <w:color w:val="1F2430"/>
+        </w:rPr>
+        <w:t xml:space="preserve">AI </w:t>
+      </w:r>
+      <w:r>
+        <w:rPr>
+          <w:b/>
+          <w:bCs/>
+          <w:color w:val="1F2430"/>
+        </w:rPr>
+        <w:t>基础设施：</w:t>
+      </w:r>
+      <w:proofErr w:type="spellStart"/>
+      <w:r>
+        <w:t>LangChain</w:t>
+      </w:r>
+      <w:proofErr w:type="spellEnd"/>
+      <w:r>
+        <w:t>、</w:t>
+      </w:r>
+      <w:proofErr w:type="spellStart"/>
+      <w:r>
+        <w:t>LangGraph</w:t>
+      </w:r>
+      <w:proofErr w:type="spellEnd"/>
+      <w:r>
+        <w:t>、向量数据库、</w:t>
+      </w:r>
+      <w:r>
+        <w:t>Embeddings</w:t>
+      </w:r>
+      <w:r>
+        <w:t>、</w:t>
+      </w:r>
+      <w:proofErr w:type="spellStart"/>
+      <w:r>
+        <w:t>vLLM</w:t>
+      </w:r>
+      <w:proofErr w:type="spellEnd"/>
+      <w:r>
+        <w:t xml:space="preserve"> </w:t>
+      </w:r>
+      <w:r>
+        <w:t>推理服务</w:t>
+      </w:r>
+    </w:p>
+    <w:p>
+      <w:pPr>
+        <w:spacing w:after="76"/>
+      </w:pPr>
+      <w:r>
+        <w:rPr>
+          <w:b/>
+          <w:bCs/>
+          <w:color w:val="1F2430"/>
+        </w:rPr>
+        <w:t xml:space="preserve">AI </w:t>
+      </w:r>
+      <w:r>
+        <w:rPr>
+          <w:b/>
+          <w:bCs/>
+          <w:color w:val="1F2430"/>
+        </w:rPr>
+        <w:t>辅助开发：</w:t>
+      </w:r>
+      <w:r>
+        <w:t>Claude Code</w:t>
+      </w:r>
+      <w:r>
+        <w:t>、</w:t>
+      </w:r>
+      <w:r>
+        <w:t>Codex</w:t>
+      </w:r>
+      <w:r>
+        <w:t>、</w:t>
+      </w:r>
+      <w:proofErr w:type="spellStart"/>
+      <w:r>
+        <w:t>opencode</w:t>
+      </w:r>
+      <w:proofErr w:type="spellEnd"/>
+      <w:r>
+        <w:t xml:space="preserve"> —— </w:t>
+      </w:r>
+      <w:r>
+        <w:t>以</w:t>
+      </w:r>
+      <w:r>
+        <w:t xml:space="preserve"> AI </w:t>
+      </w:r>
+      <w:r>
+        <w:t>编程工具驱动端到端开发</w:t>
+      </w:r>
+    </w:p>
+    <w:p>
+      <w:pPr>
+        <w:spacing w:after="76"/>
+      </w:pPr>
+      <w:r>
+        <w:rPr>
+          <w:b/>
+          <w:bCs/>
+          <w:color w:val="1F2430"/>
+        </w:rPr>
+        <w:t>编程语言：</w:t>
+      </w:r>
+      <w:r>
+        <w:t>Java</w:t>
+      </w:r>
+      <w:r>
+        <w:t>、</w:t>
+      </w:r>
+      <w:r>
+        <w:t>Python</w:t>
+      </w:r>
+      <w:r>
+        <w:t>、</w:t>
+      </w:r>
+      <w:r>
+        <w:t>TypeScript</w:t>
+      </w:r>
+      <w:r>
+        <w:t>、</w:t>
+      </w:r>
+      <w:r>
+        <w:t>SQL</w:t>
+      </w:r>
+      <w:r>
+        <w:rPr>
+          <w:color w:val="5A6072"/>
+          <w:sz w:val="18"/>
+          <w:szCs w:val="18"/>
+        </w:rPr>
+        <w:t>（</w:t>
+      </w:r>
+      <w:r>
         <w:rPr>
           <w:rFonts w:hint="eastAsia"/>
-        </w:rPr>
-      </w:pPr>
+          <w:color w:val="5A6072"/>
+          <w:sz w:val="18"/>
+          <w:szCs w:val="18"/>
+        </w:rPr>
+        <w:t>以上均为</w:t>
+      </w:r>
+      <w:r>
+        <w:rPr>
+          <w:color w:val="5A6072"/>
+          <w:sz w:val="18"/>
+          <w:szCs w:val="18"/>
+        </w:rPr>
+        <w:t>了解，可在</w:t>
+      </w:r>
+      <w:r>
+        <w:rPr>
+          <w:color w:val="5A6072"/>
+          <w:sz w:val="18"/>
+          <w:szCs w:val="18"/>
+        </w:rPr>
+        <w:t xml:space="preserve"> AI </w:t>
+      </w:r>
+      <w:r>
+        <w:rPr>
+          <w:color w:val="5A6072"/>
+          <w:sz w:val="18"/>
+          <w:szCs w:val="18"/>
+        </w:rPr>
+        <w:t>辅助下使用）</w:t>
+      </w:r>
+    </w:p>
+    <w:p>
+      <w:pPr>
+        <w:spacing w:after="76"/>
+      </w:pPr>
+      <w:r>
+        <w:rPr>
+          <w:b/>
+          <w:bCs/>
+          <w:color w:val="1F2430"/>
+        </w:rPr>
+        <w:t>全</w:t>
+      </w:r>
+      <w:proofErr w:type="gramStart"/>
+      <w:r>
+        <w:rPr>
+          <w:b/>
+          <w:bCs/>
+          <w:color w:val="1F2430"/>
+        </w:rPr>
+        <w:t>栈</w:t>
+      </w:r>
+      <w:proofErr w:type="gramEnd"/>
+      <w:r>
+        <w:rPr>
+          <w:b/>
+          <w:bCs/>
+          <w:color w:val="1F2430"/>
+        </w:rPr>
+        <w:t>技术：</w:t>
+      </w:r>
+      <w:r>
+        <w:t>React / Next.js / Tailwind CSS</w:t>
+      </w:r>
+      <w:r>
+        <w:t>，</w:t>
+      </w:r>
+      <w:r>
+        <w:t xml:space="preserve">Spring Boot / </w:t>
+      </w:r>
+      <w:proofErr w:type="spellStart"/>
+      <w:r>
+        <w:t>FastAPI</w:t>
+      </w:r>
+      <w:proofErr w:type="spellEnd"/>
+      <w:r>
+        <w:t>，</w:t>
+      </w:r>
+      <w:r>
+        <w:t>MySQL / PostgreSQL / Redis</w:t>
+      </w:r>
+      <w:r>
+        <w:rPr>
+          <w:color w:val="5A6072"/>
+          <w:sz w:val="18"/>
+          <w:szCs w:val="18"/>
+        </w:rPr>
+        <w:t>（</w:t>
+      </w:r>
       <w:r>
         <w:rPr>
           <w:rFonts w:hint="eastAsia"/>
-        </w:rPr>
-        <w:t>这是一份简历</w:t>
+          <w:color w:val="5A6072"/>
+          <w:sz w:val="18"/>
+          <w:szCs w:val="18"/>
+        </w:rPr>
+        <w:t>以上均为</w:t>
+      </w:r>
+      <w:r>
+        <w:rPr>
+          <w:color w:val="5A6072"/>
+          <w:sz w:val="18"/>
+          <w:szCs w:val="18"/>
+        </w:rPr>
+        <w:t>了解，可在</w:t>
+      </w:r>
+      <w:r>
+        <w:rPr>
+          <w:color w:val="5A6072"/>
+          <w:sz w:val="18"/>
+          <w:szCs w:val="18"/>
+        </w:rPr>
+        <w:t xml:space="preserve"> AI </w:t>
+      </w:r>
+      <w:r>
+        <w:rPr>
+          <w:color w:val="5A6072"/>
+          <w:sz w:val="18"/>
+          <w:szCs w:val="18"/>
+        </w:rPr>
+        <w:t>辅助下使用）</w:t>
+      </w:r>
+    </w:p>
+    <w:p>
+      <w:pPr>
+        <w:spacing w:after="76"/>
+      </w:pPr>
+      <w:r>
+        <w:rPr>
+          <w:b/>
+          <w:bCs/>
+          <w:color w:val="1F2430"/>
+        </w:rPr>
+        <w:t>工程实践：</w:t>
+      </w:r>
+      <w:r>
+        <w:t>Docker</w:t>
+      </w:r>
+      <w:r>
+        <w:t>、</w:t>
+      </w:r>
+      <w:r>
+        <w:t>CI/CD</w:t>
+      </w:r>
+      <w:r>
+        <w:t>、</w:t>
+      </w:r>
+      <w:r>
+        <w:t>Git</w:t>
+      </w:r>
+    </w:p>
+    <w:p>
+      <w:pPr>
+        <w:pBdr>
+          <w:bottom w:val="single" w:sz="6" w:space="3" w:color="6D3FC4"/>
+        </w:pBdr>
+        <w:spacing w:before="240" w:after="120"/>
+      </w:pPr>
+      <w:r>
+        <w:rPr>
+          <w:b/>
+          <w:bCs/>
+          <w:color w:val="1F2430"/>
+          <w:sz w:val="24"/>
+          <w:szCs w:val="24"/>
+        </w:rPr>
+        <w:t>项目经历</w:t>
+      </w:r>
+    </w:p>
+    <w:p>
+      <w:pPr>
+        <w:tabs>
+          <w:tab w:val="right" w:pos="9026"/>
+        </w:tabs>
+        <w:spacing w:before="150" w:after="34"/>
+      </w:pPr>
+      <w:proofErr w:type="spellStart"/>
+      <w:r>
+        <w:rPr>
+          <w:b/>
+          <w:bCs/>
+          <w:color w:val="1F2430"/>
+          <w:sz w:val="21"/>
+          <w:szCs w:val="21"/>
+        </w:rPr>
+        <w:t>PicSeal</w:t>
+      </w:r>
+      <w:proofErr w:type="spellEnd"/>
+      <w:r>
+        <w:rPr>
+          <w:b/>
+          <w:bCs/>
+          <w:color w:val="1F2430"/>
+          <w:sz w:val="21"/>
+          <w:szCs w:val="21"/>
+        </w:rPr>
+        <w:t xml:space="preserve"> — AI </w:t>
+      </w:r>
+      <w:r>
+        <w:rPr>
+          <w:b/>
+          <w:bCs/>
+          <w:color w:val="1F2430"/>
+          <w:sz w:val="21"/>
+          <w:szCs w:val="21"/>
+        </w:rPr>
+        <w:t>图像</w:t>
+      </w:r>
+      <w:r>
+        <w:rPr>
+          <w:b/>
+          <w:bCs/>
+          <w:color w:val="1F2430"/>
+          <w:sz w:val="21"/>
+          <w:szCs w:val="21"/>
+        </w:rPr>
+        <w:t xml:space="preserve"> / </w:t>
+      </w:r>
+      <w:r>
+        <w:rPr>
+          <w:b/>
+          <w:bCs/>
+          <w:color w:val="1F2430"/>
+          <w:sz w:val="21"/>
+          <w:szCs w:val="21"/>
+        </w:rPr>
+        <w:t>视频混淆保护平台</w:t>
+      </w:r>
+      <w:r>
+        <w:rPr>
+          <w:color w:val="5A6072"/>
+          <w:sz w:val="18"/>
+          <w:szCs w:val="18"/>
+        </w:rPr>
+        <w:tab/>
+        <w:t>2026</w:t>
+      </w:r>
+    </w:p>
+    <w:p>
+      <w:pPr>
+        <w:pStyle w:val="a4"/>
+        <w:numPr>
+          <w:ilvl w:val="0"/>
+          <w:numId w:val="2"/>
+        </w:numPr>
+        <w:spacing w:after="30"/>
+      </w:pPr>
+      <w:r>
+        <w:t>面向创作者与普通用户的版权与肖像保护平台：通过专业混淆技术，在不影响人眼观感的前提下，使</w:t>
+      </w:r>
+      <w:r>
+        <w:t xml:space="preserve"> AI </w:t>
+      </w:r>
+      <w:r>
+        <w:t>模型无法识别、学习与仿制内容。</w:t>
+      </w:r>
+    </w:p>
+    <w:p>
+      <w:pPr>
+        <w:pStyle w:val="a4"/>
+        <w:numPr>
+          <w:ilvl w:val="0"/>
+          <w:numId w:val="2"/>
+        </w:numPr>
+        <w:spacing w:after="30"/>
+      </w:pPr>
+      <w:r>
+        <w:t>在</w:t>
+      </w:r>
+      <w:r>
+        <w:t xml:space="preserve"> AI </w:t>
+      </w:r>
+      <w:r>
+        <w:t>辅助下负责前后端开发。</w:t>
+      </w:r>
+    </w:p>
+    <w:p>
+      <w:pPr>
+        <w:pStyle w:val="a4"/>
+        <w:numPr>
+          <w:ilvl w:val="0"/>
+          <w:numId w:val="2"/>
+        </w:numPr>
+        <w:spacing w:after="30"/>
+      </w:pPr>
+      <w:r>
+        <w:t>技术：</w:t>
+      </w:r>
+      <w:r>
+        <w:t>TypeScript / Next.js</w:t>
+      </w:r>
+      <w:r>
+        <w:t>（前端）、</w:t>
+      </w:r>
+      <w:r>
+        <w:t>Spring Boot</w:t>
+      </w:r>
+      <w:r>
+        <w:t>（后端）</w:t>
+      </w:r>
+    </w:p>
+    <w:p>
+      <w:pPr>
+        <w:pStyle w:val="a4"/>
+        <w:numPr>
+          <w:ilvl w:val="0"/>
+          <w:numId w:val="2"/>
+        </w:numPr>
+        <w:spacing w:after="30"/>
+      </w:pPr>
+      <w:r>
+        <w:rPr>
+          <w:color w:val="5A6072"/>
+        </w:rPr>
+        <w:t>仓库：</w:t>
+      </w:r>
+      <w:hyperlink r:id="rId7" w:history="1">
+        <w:r>
+          <w:rPr>
+            <w:rStyle w:val="a5"/>
+          </w:rPr>
+          <w:t>github.com/Mao-Xiaoxi/PicSeal</w:t>
+        </w:r>
+      </w:hyperlink>
+    </w:p>
+    <w:p>
+      <w:pPr>
+        <w:tabs>
+          <w:tab w:val="right" w:pos="9026"/>
+        </w:tabs>
+        <w:spacing w:before="150" w:after="34"/>
+      </w:pPr>
+      <w:proofErr w:type="spellStart"/>
+      <w:r>
+        <w:rPr>
+          <w:b/>
+          <w:bCs/>
+          <w:color w:val="1F2430"/>
+          <w:sz w:val="21"/>
+          <w:szCs w:val="21"/>
+        </w:rPr>
+        <w:t>TripAgent</w:t>
+      </w:r>
+      <w:proofErr w:type="spellEnd"/>
+      <w:r>
+        <w:rPr>
+          <w:b/>
+          <w:bCs/>
+          <w:color w:val="1F2430"/>
+          <w:sz w:val="21"/>
+          <w:szCs w:val="21"/>
+        </w:rPr>
+        <w:t xml:space="preserve"> — </w:t>
+      </w:r>
+      <w:r>
+        <w:rPr>
+          <w:b/>
+          <w:bCs/>
+          <w:color w:val="1F2430"/>
+          <w:sz w:val="21"/>
+          <w:szCs w:val="21"/>
+        </w:rPr>
+        <w:t>对话式</w:t>
+      </w:r>
+      <w:r>
+        <w:rPr>
+          <w:b/>
+          <w:bCs/>
+          <w:color w:val="1F2430"/>
+          <w:sz w:val="21"/>
+          <w:szCs w:val="21"/>
+        </w:rPr>
+        <w:t xml:space="preserve"> AI </w:t>
+      </w:r>
+      <w:r>
+        <w:rPr>
+          <w:b/>
+          <w:bCs/>
+          <w:color w:val="1F2430"/>
+          <w:sz w:val="21"/>
+          <w:szCs w:val="21"/>
+        </w:rPr>
+        <w:t>旅行助手</w:t>
+      </w:r>
+      <w:r>
+        <w:rPr>
+          <w:color w:val="5A6072"/>
+          <w:sz w:val="18"/>
+          <w:szCs w:val="18"/>
+        </w:rPr>
+        <w:tab/>
+        <w:t>2025</w:t>
+      </w:r>
+    </w:p>
+    <w:p>
+      <w:pPr>
+        <w:spacing w:after="36"/>
+      </w:pPr>
+      <w:r>
+        <w:rPr>
+          <w:b/>
+          <w:bCs/>
+          <w:color w:val="6D3FC4"/>
+          <w:sz w:val="19"/>
+          <w:szCs w:val="19"/>
+        </w:rPr>
+        <w:t>获评：市级大学生创新创业训练计划</w:t>
+      </w:r>
+      <w:r>
+        <w:rPr>
+          <w:b/>
+          <w:bCs/>
+          <w:color w:val="6D3FC4"/>
+          <w:sz w:val="19"/>
+          <w:szCs w:val="19"/>
+        </w:rPr>
+        <w:t xml:space="preserve"> · </w:t>
+      </w:r>
+      <w:r>
+        <w:rPr>
+          <w:b/>
+          <w:bCs/>
+          <w:color w:val="6D3FC4"/>
+          <w:sz w:val="19"/>
+          <w:szCs w:val="19"/>
+        </w:rPr>
+        <w:t>优秀（同专业市创组排名第一）</w:t>
+      </w:r>
+    </w:p>
+    <w:p>
+      <w:pPr>
+        <w:pStyle w:val="a4"/>
+        <w:numPr>
+          <w:ilvl w:val="0"/>
+          <w:numId w:val="2"/>
+        </w:numPr>
+        <w:spacing w:after="30"/>
+      </w:pPr>
+      <w:r>
+        <w:t>覆盖航班、酒店、活动发现与行程编排的</w:t>
+      </w:r>
+      <w:r>
+        <w:t xml:space="preserve"> AI </w:t>
+      </w:r>
+      <w:r>
+        <w:t>旅行助手，用多步骤</w:t>
+      </w:r>
+      <w:r>
+        <w:t xml:space="preserve"> Agent </w:t>
+      </w:r>
+      <w:r>
+        <w:t>把旅行规划变成自然对话。</w:t>
+      </w:r>
+    </w:p>
+    <w:p>
+      <w:pPr>
+        <w:pStyle w:val="a4"/>
+        <w:numPr>
+          <w:ilvl w:val="0"/>
+          <w:numId w:val="2"/>
+        </w:numPr>
+        <w:spacing w:after="30"/>
+      </w:pPr>
+      <w:r>
+        <w:t>参与</w:t>
+      </w:r>
+      <w:r>
+        <w:t xml:space="preserve"> Agent </w:t>
+      </w:r>
+      <w:r>
+        <w:t>编排与</w:t>
+      </w:r>
+      <w:r>
+        <w:rPr>
+          <w:rFonts w:hint="eastAsia"/>
+        </w:rPr>
+        <w:t>ai</w:t>
+      </w:r>
+      <w:r>
+        <w:rPr>
+          <w:rFonts w:hint="eastAsia"/>
+        </w:rPr>
+        <w:t>辅助下的</w:t>
+      </w:r>
+      <w:r>
+        <w:t>全</w:t>
+      </w:r>
+      <w:proofErr w:type="gramStart"/>
+      <w:r>
+        <w:t>栈</w:t>
+      </w:r>
+      <w:proofErr w:type="gramEnd"/>
+      <w:r>
+        <w:rPr>
+          <w:rFonts w:hint="eastAsia"/>
+        </w:rPr>
+        <w:t>部分</w:t>
+      </w:r>
+      <w:r>
+        <w:t>功能开发。</w:t>
+      </w:r>
+    </w:p>
+    <w:p>
+      <w:pPr>
+        <w:pStyle w:val="a4"/>
+        <w:numPr>
+          <w:ilvl w:val="0"/>
+          <w:numId w:val="2"/>
+        </w:numPr>
+        <w:spacing w:after="30"/>
+      </w:pPr>
+      <w:r>
+        <w:t>技术：</w:t>
+      </w:r>
+      <w:r>
+        <w:t>TypeScript</w:t>
+      </w:r>
+      <w:r>
+        <w:t>、</w:t>
+      </w:r>
+      <w:r>
+        <w:t>Python</w:t>
+      </w:r>
+      <w:r>
+        <w:t>、</w:t>
+      </w:r>
+      <w:r>
+        <w:t>LLM / Agent</w:t>
+      </w:r>
+    </w:p>
+    <w:p>
+      <w:pPr>
+        <w:pStyle w:val="a4"/>
+        <w:numPr>
+          <w:ilvl w:val="0"/>
+          <w:numId w:val="2"/>
+        </w:numPr>
+        <w:spacing w:after="30"/>
+      </w:pPr>
+      <w:r>
+        <w:rPr>
+          <w:color w:val="5A6072"/>
+        </w:rPr>
+        <w:t>仓库：</w:t>
+      </w:r>
+      <w:r>
+        <w:fldChar w:fldCharType="begin"/>
+      </w:r>
+      <w:r>
+        <w:instrText>HYPERLINK "https://github.com/XXLXXN/Trip_Agent"</w:instrText>
+      </w:r>
+      <w:r>
+        <w:fldChar w:fldCharType="separate"/>
+      </w:r>
+      <w:r>
+        <w:rPr>
+          <w:rStyle w:val="a5"/>
+        </w:rPr>
+        <w:t>github.com/XXLXXN/Trip_Agent</w:t>
+      </w:r>
+      <w:r>
+        <w:fldChar w:fldCharType="end"/>
+      </w:r>
+    </w:p>
+    <w:p>
+      <w:pPr>
+        <w:tabs>
+          <w:tab w:val="right" w:pos="9026"/>
+        </w:tabs>
+        <w:spacing w:before="150" w:after="34"/>
+      </w:pPr>
+      <w:r>
+        <w:rPr>
+          <w:b/>
+          <w:bCs/>
+          <w:color w:val="1F2430"/>
+          <w:sz w:val="21"/>
+          <w:szCs w:val="21"/>
+        </w:rPr>
+        <w:t>医疗影像系统</w:t>
+      </w:r>
+      <w:r>
+        <w:rPr>
+          <w:color w:val="5A6072"/>
+          <w:sz w:val="18"/>
+          <w:szCs w:val="18"/>
+        </w:rPr>
+        <w:tab/>
+        <w:t>2026</w:t>
+      </w:r>
+    </w:p>
+    <w:p>
+      <w:pPr>
+        <w:spacing w:after="36"/>
+      </w:pPr>
+      <w:r>
+        <w:rPr>
+          <w:b/>
+          <w:bCs/>
+          <w:color w:val="6D3FC4"/>
+          <w:sz w:val="19"/>
+          <w:szCs w:val="19"/>
+        </w:rPr>
+        <w:t>获评：班级第一名小组</w:t>
+      </w:r>
+    </w:p>
+    <w:p>
+      <w:pPr>
+        <w:pStyle w:val="a4"/>
+        <w:numPr>
+          <w:ilvl w:val="0"/>
+          <w:numId w:val="2"/>
+        </w:numPr>
+        <w:spacing w:after="30"/>
+      </w:pPr>
+      <w:r>
+        <w:t>软件开发实践课程项目：面向医疗影像的管理与处理系统，团队协作开发。</w:t>
+      </w:r>
+    </w:p>
+    <w:p>
+      <w:pPr>
+        <w:pStyle w:val="a4"/>
+        <w:numPr>
+          <w:ilvl w:val="0"/>
+          <w:numId w:val="2"/>
+        </w:numPr>
+        <w:spacing w:after="30"/>
+      </w:pPr>
+      <w:r>
+        <w:t>负责后端开发。</w:t>
+      </w:r>
+    </w:p>
+    <w:p>
+      <w:pPr>
+        <w:pStyle w:val="a4"/>
+        <w:numPr>
+          <w:ilvl w:val="0"/>
+          <w:numId w:val="2"/>
+        </w:numPr>
+        <w:spacing w:after="30"/>
+      </w:pPr>
+      <w:r>
+        <w:t>技术：</w:t>
+      </w:r>
+      <w:r>
+        <w:t>Spring Boot</w:t>
+      </w:r>
+      <w:r>
+        <w:t>（</w:t>
+      </w:r>
+      <w:r>
+        <w:t>Java</w:t>
+      </w:r>
+      <w:r>
+        <w:t>）</w:t>
+      </w:r>
+    </w:p>
+    <w:p>
+      <w:pPr>
+        <w:pStyle w:val="a4"/>
+        <w:numPr>
+          <w:ilvl w:val="0"/>
+          <w:numId w:val="2"/>
+        </w:numPr>
+        <w:spacing w:after="30"/>
+      </w:pPr>
+      <w:r>
+        <w:rPr>
+          <w:color w:val="5A6072"/>
+        </w:rPr>
+        <w:t>仓库：</w:t>
+      </w:r>
+      <w:r>
+        <w:fldChar w:fldCharType="begin"/>
+      </w:r>
+      <w:r>
+        <w:instrText>HYPERLINK "https://github.com/fireflyxxx/the-medical-project"</w:instrText>
+      </w:r>
+      <w:r>
+        <w:fldChar w:fldCharType="separate"/>
+      </w:r>
+      <w:r>
+        <w:rPr>
+          <w:rStyle w:val="a5"/>
+        </w:rPr>
+        <w:t>github.com/fireflyxxx/the-medical-project</w:t>
+      </w:r>
+      <w:r>
+        <w:fldChar w:fldCharType="end"/>
+      </w:r>
+    </w:p>
+    <w:p>
+      <w:pPr>
+        <w:pBdr>
+          <w:bottom w:val="single" w:sz="6" w:space="3" w:color="6D3FC4"/>
+        </w:pBdr>
+        <w:spacing w:before="240" w:after="120"/>
+      </w:pPr>
+      <w:r>
+        <w:rPr>
+          <w:b/>
+          <w:bCs/>
+          <w:color w:val="1F2430"/>
+          <w:sz w:val="24"/>
+          <w:szCs w:val="24"/>
+        </w:rPr>
+        <w:t>荣誉奖项</w:t>
+      </w:r>
+    </w:p>
+    <w:p>
+      <w:pPr>
+        <w:pStyle w:val="a4"/>
+        <w:numPr>
+          <w:ilvl w:val="0"/>
+          <w:numId w:val="2"/>
+        </w:numPr>
+        <w:spacing w:after="30"/>
+      </w:pPr>
+      <w:r>
+        <w:t>市级大学生创新创业训练计划</w:t>
+      </w:r>
+      <w:r>
+        <w:t xml:space="preserve"> · </w:t>
+      </w:r>
+      <w:r>
+        <w:t>优秀</w:t>
+      </w:r>
+      <w:r>
+        <w:t xml:space="preserve"> —— </w:t>
+      </w:r>
+      <w:proofErr w:type="spellStart"/>
+      <w:r>
+        <w:t>TripAgent</w:t>
+      </w:r>
+      <w:proofErr w:type="spellEnd"/>
+      <w:r>
+        <w:t>（同专业市创组排名第一，</w:t>
+      </w:r>
+      <w:r>
+        <w:t>2025</w:t>
+      </w:r>
+      <w:r>
+        <w:t>）</w:t>
+      </w:r>
+    </w:p>
+    <w:p>
+      <w:pPr>
+        <w:pStyle w:val="a4"/>
+        <w:numPr>
+          <w:ilvl w:val="0"/>
+          <w:numId w:val="2"/>
+        </w:numPr>
+        <w:spacing w:after="30"/>
+      </w:pPr>
+      <w:r>
+        <w:lastRenderedPageBreak/>
+        <w:t>软件开发实践课程项目</w:t>
+      </w:r>
+      <w:r>
+        <w:t xml:space="preserve"> · </w:t>
+      </w:r>
+      <w:r>
+        <w:t>班级第一名小组</w:t>
+      </w:r>
+      <w:r>
+        <w:t xml:space="preserve"> —— </w:t>
+      </w:r>
+      <w:r>
+        <w:t>医疗影像系统（</w:t>
+      </w:r>
+      <w:r>
+        <w:t>2026</w:t>
+      </w:r>
+      <w:r>
+        <w:t>）</w:t>
       </w:r>
     </w:p>
     <w:sectPr>
       <w:pgSz w:w="11906" w:h="16838"/>
-      <w:pgMar w:top="1440" w:right="1800" w:bottom="1440" w:left="1800" w:header="851" w:footer="992" w:gutter="0"/>
-      <w:cols w:space="425"/>
-      <w:docGrid w:type="lines" w:linePitch="312"/>
+      <w:pgMar w:top="1134" w:right="1134" w:bottom="1134" w:left="1134" w:header="708" w:footer="708" w:gutter="0"/>
+      <w:cols w:space="720"/>
+      <w:docGrid w:linePitch="360"/>
     </w:sectPr>
   </w:body>
 </w:document>
+</file>
+
+<file path=word/numbering.xml><?xml version="1.0" encoding="utf-8"?>
+<w:numbering xmlns:wpc="http://schemas.microsoft.com/office/word/2010/wordprocessingCanvas" xmlns:cx="http://schemas.microsoft.com/office/drawing/2014/chartex" xmlns:cx1="http://schemas.microsoft.com/office/drawing/2015/9/8/chartex" xmlns:cx2="http://schemas.microsoft.com/office/drawing/2015/10/21/chartex" xmlns:cx3="http://schemas.microsoft.com/office/drawing/2016/5/9/chartex" xmlns:cx4="http://schemas.microsoft.com/office/drawing/2016/5/10/chartex" xmlns:cx5="http://schemas.microsoft.com/office/drawing/2016/5/11/chartex" xmlns:cx6="http://schemas.microsoft.com/office/drawing/2016/5/12/chartex" xmlns:cx7="http://schemas.microsoft.com/office/drawing/2016/5/13/chartex" xmlns:cx8="http://schemas.microsoft.com/office/drawing/2016/5/14/chartex" xmlns:mc="http://schemas.openxmlformats.org/markup-compatibility/2006" xmlns:aink="http://schemas.microsoft.com/office/drawing/2016/ink" xmlns:am3d="http://schemas.microsoft.com/office/drawing/2017/model3d" xmlns:o="urn:schemas-microsoft-com:office:office" xmlns:oel="http://schemas.microsoft.com/office/2019/extlst" xmlns:r="http://schemas.openxmlformats.org/officeDocument/2006/relationships" xmlns:m="http://schemas.openxmlformats.org/officeDocument/2006/math" xmlns:v="urn:schemas-microsoft-com:vml" xmlns:wp14="http://schemas.microsoft.com/office/word/2010/wordprocessingDrawing" xmlns:wp="http://schemas.openxmlformats.org/drawingml/2006/wordprocessingDrawing" xmlns:w10="urn:schemas-microsoft-com:office:word" xmlns:w="http://schemas.openxmlformats.org/wordprocessingml/2006/main" xmlns:w14="http://schemas.microsoft.com/office/word/2010/wordml" xmlns:w15="http://schemas.microsoft.com/office/word/2012/wordml" xmlns:w16cex="http://schemas.microsoft.com/office/word/2018/wordml/cex" xmlns:w16cid="http://schemas.microsoft.com/office/word/2016/wordml/cid" xmlns:w16="http://schemas.microsoft.com/office/word/2018/wordml" xmlns:w16du="http://schemas.microsoft.com/office/word/2023/wordml/word16du" xmlns:w16sdtdh="http://schemas.microsoft.com/office/word/2020/wordml/sdtdatahash" xmlns:w16sdtfl="http://schemas.microsoft.com/office/word/2024/wordml/sdtformatlock" xmlns:w16se="http://schemas.microsoft.com/office/word/2015/wordml/symex" xmlns:wpg="http://schemas.microsoft.com/office/word/2010/wordprocessingGroup" xmlns:wpi="http://schemas.microsoft.com/office/word/2010/wordprocessingInk" xmlns:wne="http://schemas.microsoft.com/office/word/2006/wordml" xmlns:wps="http://schemas.microsoft.com/office/word/2010/wordprocessingShape" mc:Ignorable="w14 w15 w16se w16cid w16 w16cex w16sdtdh w16sdtfl w16du wp14">
+  <w:abstractNum w:abstractNumId="0" w15:restartNumberingAfterBreak="0">
+    <w:nsid w:val="22FF3995"/>
+    <w:multiLevelType w:val="hybridMultilevel"/>
+    <w:tmpl w:val="92B0FC20"/>
+    <w:lvl w:ilvl="0" w:tplc="E79E4DC2">
+      <w:start w:val="1"/>
+      <w:numFmt w:val="bullet"/>
+      <w:lvlText w:val="•"/>
+      <w:lvlJc w:val="left"/>
+      <w:pPr>
+        <w:ind w:left="360" w:hanging="200"/>
+      </w:pPr>
+      <w:rPr>
+        <w:color w:val="6D3FC4"/>
+      </w:rPr>
+    </w:lvl>
+    <w:lvl w:ilvl="1" w:tplc="8A5200F2">
+      <w:numFmt w:val="decimal"/>
+      <w:lvlText w:val=""/>
+      <w:lvlJc w:val="left"/>
+    </w:lvl>
+    <w:lvl w:ilvl="2" w:tplc="8BD285C8">
+      <w:numFmt w:val="decimal"/>
+      <w:lvlText w:val=""/>
+      <w:lvlJc w:val="left"/>
+    </w:lvl>
+    <w:lvl w:ilvl="3" w:tplc="E5DE115E">
+      <w:numFmt w:val="decimal"/>
+      <w:lvlText w:val=""/>
+      <w:lvlJc w:val="left"/>
+    </w:lvl>
+    <w:lvl w:ilvl="4" w:tplc="9B3E0F18">
+      <w:numFmt w:val="decimal"/>
+      <w:lvlText w:val=""/>
+      <w:lvlJc w:val="left"/>
+    </w:lvl>
+    <w:lvl w:ilvl="5" w:tplc="8548AFF2">
+      <w:numFmt w:val="decimal"/>
+      <w:lvlText w:val=""/>
+      <w:lvlJc w:val="left"/>
+    </w:lvl>
+    <w:lvl w:ilvl="6" w:tplc="4790EA60">
+      <w:numFmt w:val="decimal"/>
+      <w:lvlText w:val=""/>
+      <w:lvlJc w:val="left"/>
+    </w:lvl>
+    <w:lvl w:ilvl="7" w:tplc="EECC96AC">
+      <w:numFmt w:val="decimal"/>
+      <w:lvlText w:val=""/>
+      <w:lvlJc w:val="left"/>
+    </w:lvl>
+    <w:lvl w:ilvl="8" w:tplc="D44ABC66">
+      <w:numFmt w:val="decimal"/>
+      <w:lvlText w:val=""/>
+      <w:lvlJc w:val="left"/>
+    </w:lvl>
+  </w:abstractNum>
+  <w:abstractNum w:abstractNumId="1" w15:restartNumberingAfterBreak="0">
+    <w:nsid w:val="6341017B"/>
+    <w:multiLevelType w:val="hybridMultilevel"/>
+    <w:tmpl w:val="FB9AE948"/>
+    <w:lvl w:ilvl="0" w:tplc="25220E18">
+      <w:start w:val="1"/>
+      <w:numFmt w:val="bullet"/>
+      <w:lvlText w:val="●"/>
+      <w:lvlJc w:val="left"/>
+      <w:pPr>
+        <w:ind w:left="720" w:hanging="360"/>
+      </w:pPr>
+    </w:lvl>
+    <w:lvl w:ilvl="1" w:tplc="31BEB6B2">
+      <w:start w:val="1"/>
+      <w:numFmt w:val="bullet"/>
+      <w:lvlText w:val="○"/>
+      <w:lvlJc w:val="left"/>
+      <w:pPr>
+        <w:ind w:left="1440" w:hanging="360"/>
+      </w:pPr>
+    </w:lvl>
+    <w:lvl w:ilvl="2" w:tplc="75663606">
+      <w:start w:val="1"/>
+      <w:numFmt w:val="bullet"/>
+      <w:lvlText w:val="■"/>
+      <w:lvlJc w:val="left"/>
+      <w:pPr>
+        <w:ind w:left="2160" w:hanging="360"/>
+      </w:pPr>
+    </w:lvl>
+    <w:lvl w:ilvl="3" w:tplc="11E499C4">
+      <w:start w:val="1"/>
+      <w:numFmt w:val="bullet"/>
+      <w:lvlText w:val="●"/>
+      <w:lvlJc w:val="left"/>
+      <w:pPr>
+        <w:ind w:left="2880" w:hanging="360"/>
+      </w:pPr>
+    </w:lvl>
+    <w:lvl w:ilvl="4" w:tplc="701EBDF2">
+      <w:start w:val="1"/>
+      <w:numFmt w:val="bullet"/>
+      <w:lvlText w:val="○"/>
+      <w:lvlJc w:val="left"/>
+      <w:pPr>
+        <w:ind w:left="3600" w:hanging="360"/>
+      </w:pPr>
+    </w:lvl>
+    <w:lvl w:ilvl="5" w:tplc="5C00D1FC">
+      <w:start w:val="1"/>
+      <w:numFmt w:val="bullet"/>
+      <w:lvlText w:val="■"/>
+      <w:lvlJc w:val="left"/>
+      <w:pPr>
+        <w:ind w:left="4320" w:hanging="360"/>
+      </w:pPr>
+    </w:lvl>
+    <w:lvl w:ilvl="6" w:tplc="59C8C89C">
+      <w:start w:val="1"/>
+      <w:numFmt w:val="bullet"/>
+      <w:lvlText w:val="●"/>
+      <w:lvlJc w:val="left"/>
+      <w:pPr>
+        <w:ind w:left="5040" w:hanging="360"/>
+      </w:pPr>
+    </w:lvl>
+    <w:lvl w:ilvl="7" w:tplc="9A846AF8">
+      <w:start w:val="1"/>
+      <w:numFmt w:val="bullet"/>
+      <w:lvlText w:val="●"/>
+      <w:lvlJc w:val="left"/>
+      <w:pPr>
+        <w:ind w:left="5760" w:hanging="360"/>
+      </w:pPr>
+    </w:lvl>
+    <w:lvl w:ilvl="8" w:tplc="4A82EDFE">
+      <w:start w:val="1"/>
+      <w:numFmt w:val="bullet"/>
+      <w:lvlText w:val="●"/>
+      <w:lvlJc w:val="left"/>
+      <w:pPr>
+        <w:ind w:left="6480" w:hanging="360"/>
+      </w:pPr>
+    </w:lvl>
+  </w:abstractNum>
+  <w:num w:numId="1" w16cid:durableId="1350910180">
+    <w:abstractNumId w:val="1"/>
+    <w:lvlOverride w:ilvl="0">
+      <w:startOverride w:val="1"/>
+    </w:lvlOverride>
+  </w:num>
+  <w:num w:numId="2" w16cid:durableId="1044139944">
+    <w:abstractNumId w:val="0"/>
+    <w:lvlOverride w:ilvl="0">
+      <w:startOverride w:val="1"/>
+    </w:lvlOverride>
+  </w:num>
+</w:numbering>
 </file>
 
 <file path=word/styles.xml><?xml version="1.0" encoding="utf-8"?>
@@ -30,19 +1473,12 @@
   <w:docDefaults>
     <w:rPrDefault>
       <w:rPr>
-        <w:rFonts w:asciiTheme="minorHAnsi" w:eastAsiaTheme="minorEastAsia" w:hAnsiTheme="minorHAnsi" w:cstheme="minorBidi"/>
-        <w:kern w:val="2"/>
-        <w:sz w:val="22"/>
-        <w:szCs w:val="24"/>
+        <w:rFonts w:ascii="Arial" w:eastAsiaTheme="minorEastAsia" w:hAnsi="Arial" w:cs="Times New Roman"/>
+        <w:color w:val="333A45"/>
         <w:lang w:val="en-US" w:eastAsia="zh-CN" w:bidi="ar-SA"/>
-        <w14:ligatures w14:val="standardContextual"/>
       </w:rPr>
     </w:rPrDefault>
-    <w:pPrDefault>
-      <w:pPr>
-        <w:spacing w:after="160" w:line="278" w:lineRule="auto"/>
-      </w:pPr>
-    </w:pPrDefault>
+    <w:pPrDefault/>
   </w:docDefaults>
   <w:latentStyles w:defLockedState="0" w:defUIPriority="99" w:defSemiHidden="0" w:defUnhideWhenUsed="0" w:defQFormat="0" w:count="376">
     <w:lsdException w:name="Normal" w:uiPriority="0" w:qFormat="1"/>
@@ -431,202 +1867,86 @@
   </w:style>
   <w:style w:type="paragraph" w:styleId="1">
     <w:name w:val="heading 1"/>
-    <w:basedOn w:val="a"/>
-    <w:next w:val="a"/>
-    <w:link w:val="10"/>
     <w:uiPriority w:val="9"/>
     <w:qFormat/>
-    <w:rsid w:val="00462C78"/>
     <w:pPr>
-      <w:keepNext/>
-      <w:keepLines/>
-      <w:spacing w:before="480" w:after="80"/>
       <w:outlineLvl w:val="0"/>
     </w:pPr>
     <w:rPr>
-      <w:rFonts w:asciiTheme="majorHAnsi" w:eastAsiaTheme="majorEastAsia" w:hAnsiTheme="majorHAnsi" w:cstheme="majorBidi"/>
-      <w:color w:val="0F4761" w:themeColor="accent1" w:themeShade="BF"/>
-      <w:sz w:val="48"/>
-      <w:szCs w:val="48"/>
+      <w:color w:val="2E74B5"/>
+      <w:sz w:val="32"/>
+      <w:szCs w:val="32"/>
     </w:rPr>
   </w:style>
   <w:style w:type="paragraph" w:styleId="2">
     <w:name w:val="heading 2"/>
-    <w:basedOn w:val="a"/>
-    <w:next w:val="a"/>
-    <w:link w:val="20"/>
     <w:uiPriority w:val="9"/>
     <w:semiHidden/>
     <w:unhideWhenUsed/>
     <w:qFormat/>
-    <w:rsid w:val="00462C78"/>
     <w:pPr>
-      <w:keepNext/>
-      <w:keepLines/>
-      <w:spacing w:before="160" w:after="80"/>
       <w:outlineLvl w:val="1"/>
     </w:pPr>
     <w:rPr>
-      <w:rFonts w:asciiTheme="majorHAnsi" w:eastAsiaTheme="majorEastAsia" w:hAnsiTheme="majorHAnsi" w:cstheme="majorBidi"/>
-      <w:color w:val="0F4761" w:themeColor="accent1" w:themeShade="BF"/>
-      <w:sz w:val="40"/>
-      <w:szCs w:val="40"/>
+      <w:color w:val="2E74B5"/>
+      <w:sz w:val="26"/>
+      <w:szCs w:val="26"/>
     </w:rPr>
   </w:style>
   <w:style w:type="paragraph" w:styleId="3">
     <w:name w:val="heading 3"/>
-    <w:basedOn w:val="a"/>
-    <w:next w:val="a"/>
-    <w:link w:val="30"/>
     <w:uiPriority w:val="9"/>
     <w:semiHidden/>
     <w:unhideWhenUsed/>
     <w:qFormat/>
-    <w:rsid w:val="00462C78"/>
     <w:pPr>
-      <w:keepNext/>
-      <w:keepLines/>
-      <w:spacing w:before="160" w:after="80"/>
       <w:outlineLvl w:val="2"/>
     </w:pPr>
     <w:rPr>
-      <w:rFonts w:asciiTheme="majorHAnsi" w:eastAsiaTheme="majorEastAsia" w:hAnsiTheme="majorHAnsi" w:cstheme="majorBidi"/>
-      <w:color w:val="0F4761" w:themeColor="accent1" w:themeShade="BF"/>
-      <w:sz w:val="32"/>
-      <w:szCs w:val="32"/>
+      <w:color w:val="1F4D78"/>
+      <w:sz w:val="24"/>
+      <w:szCs w:val="24"/>
     </w:rPr>
   </w:style>
   <w:style w:type="paragraph" w:styleId="4">
     <w:name w:val="heading 4"/>
-    <w:basedOn w:val="a"/>
-    <w:next w:val="a"/>
-    <w:link w:val="40"/>
     <w:uiPriority w:val="9"/>
     <w:semiHidden/>
     <w:unhideWhenUsed/>
     <w:qFormat/>
-    <w:rsid w:val="00462C78"/>
     <w:pPr>
-      <w:keepNext/>
-      <w:keepLines/>
-      <w:spacing w:before="80" w:after="40"/>
       <w:outlineLvl w:val="3"/>
     </w:pPr>
     <w:rPr>
-      <w:rFonts w:cstheme="majorBidi"/>
-      <w:color w:val="0F4761" w:themeColor="accent1" w:themeShade="BF"/>
-      <w:sz w:val="28"/>
-      <w:szCs w:val="28"/>
+      <w:i/>
+      <w:iCs/>
+      <w:color w:val="2E74B5"/>
     </w:rPr>
   </w:style>
   <w:style w:type="paragraph" w:styleId="5">
     <w:name w:val="heading 5"/>
-    <w:basedOn w:val="a"/>
-    <w:next w:val="a"/>
-    <w:link w:val="50"/>
     <w:uiPriority w:val="9"/>
     <w:semiHidden/>
     <w:unhideWhenUsed/>
     <w:qFormat/>
-    <w:rsid w:val="00462C78"/>
     <w:pPr>
-      <w:keepNext/>
-      <w:keepLines/>
-      <w:spacing w:before="80" w:after="40"/>
       <w:outlineLvl w:val="4"/>
     </w:pPr>
     <w:rPr>
-      <w:rFonts w:cstheme="majorBidi"/>
-      <w:color w:val="0F4761" w:themeColor="accent1" w:themeShade="BF"/>
-      <w:sz w:val="24"/>
+      <w:color w:val="2E74B5"/>
     </w:rPr>
   </w:style>
   <w:style w:type="paragraph" w:styleId="6">
     <w:name w:val="heading 6"/>
-    <w:basedOn w:val="a"/>
-    <w:next w:val="a"/>
-    <w:link w:val="60"/>
     <w:uiPriority w:val="9"/>
     <w:semiHidden/>
     <w:unhideWhenUsed/>
     <w:qFormat/>
-    <w:rsid w:val="00462C78"/>
     <w:pPr>
-      <w:keepNext/>
-      <w:keepLines/>
-      <w:spacing w:before="40" w:after="0"/>
       <w:outlineLvl w:val="5"/>
     </w:pPr>
     <w:rPr>
-      <w:rFonts w:cstheme="majorBidi"/>
-      <w:b/>
-      <w:bCs/>
-      <w:color w:val="0F4761" w:themeColor="accent1" w:themeShade="BF"/>
-    </w:rPr>
-  </w:style>
-  <w:style w:type="paragraph" w:styleId="7">
-    <w:name w:val="heading 7"/>
-    <w:basedOn w:val="a"/>
-    <w:next w:val="a"/>
-    <w:link w:val="70"/>
-    <w:uiPriority w:val="9"/>
-    <w:semiHidden/>
-    <w:unhideWhenUsed/>
-    <w:qFormat/>
-    <w:rsid w:val="00462C78"/>
-    <w:pPr>
-      <w:keepNext/>
-      <w:keepLines/>
-      <w:spacing w:before="40" w:after="0"/>
-      <w:outlineLvl w:val="6"/>
-    </w:pPr>
-    <w:rPr>
-      <w:rFonts w:cstheme="majorBidi"/>
-      <w:b/>
-      <w:bCs/>
-      <w:color w:val="595959" w:themeColor="text1" w:themeTint="A6"/>
-    </w:rPr>
-  </w:style>
-  <w:style w:type="paragraph" w:styleId="8">
-    <w:name w:val="heading 8"/>
-    <w:basedOn w:val="a"/>
-    <w:next w:val="a"/>
-    <w:link w:val="80"/>
-    <w:uiPriority w:val="9"/>
-    <w:semiHidden/>
-    <w:unhideWhenUsed/>
-    <w:qFormat/>
-    <w:rsid w:val="00462C78"/>
-    <w:pPr>
-      <w:keepNext/>
-      <w:keepLines/>
-      <w:spacing w:after="0"/>
-      <w:outlineLvl w:val="7"/>
-    </w:pPr>
-    <w:rPr>
-      <w:rFonts w:cstheme="majorBidi"/>
-      <w:color w:val="595959" w:themeColor="text1" w:themeTint="A6"/>
-    </w:rPr>
-  </w:style>
-  <w:style w:type="paragraph" w:styleId="9">
-    <w:name w:val="heading 9"/>
-    <w:basedOn w:val="a"/>
-    <w:next w:val="a"/>
-    <w:link w:val="90"/>
-    <w:uiPriority w:val="9"/>
-    <w:semiHidden/>
-    <w:unhideWhenUsed/>
-    <w:qFormat/>
-    <w:rsid w:val="00462C78"/>
-    <w:pPr>
-      <w:keepNext/>
-      <w:keepLines/>
-      <w:spacing w:after="0"/>
-      <w:outlineLvl w:val="8"/>
-    </w:pPr>
-    <w:rPr>
-      <w:rFonts w:eastAsiaTheme="majorEastAsia" w:cstheme="majorBidi"/>
-      <w:color w:val="595959" w:themeColor="text1" w:themeTint="A6"/>
+      <w:color w:val="1F4D78"/>
     </w:rPr>
   </w:style>
   <w:style w:type="character" w:default="1" w:styleId="a0">
@@ -656,297 +1976,88 @@
     <w:semiHidden/>
     <w:unhideWhenUsed/>
   </w:style>
-  <w:style w:type="character" w:customStyle="1" w:styleId="10">
-    <w:name w:val="标题 1 字符"/>
-    <w:basedOn w:val="a0"/>
-    <w:link w:val="1"/>
-    <w:uiPriority w:val="9"/>
-    <w:rsid w:val="00462C78"/>
-    <w:rPr>
-      <w:rFonts w:asciiTheme="majorHAnsi" w:eastAsiaTheme="majorEastAsia" w:hAnsiTheme="majorHAnsi" w:cstheme="majorBidi"/>
-      <w:color w:val="0F4761" w:themeColor="accent1" w:themeShade="BF"/>
-      <w:sz w:val="48"/>
-      <w:szCs w:val="48"/>
-    </w:rPr>
-  </w:style>
-  <w:style w:type="character" w:customStyle="1" w:styleId="20">
-    <w:name w:val="标题 2 字符"/>
-    <w:basedOn w:val="a0"/>
-    <w:link w:val="2"/>
-    <w:uiPriority w:val="9"/>
-    <w:semiHidden/>
-    <w:rsid w:val="00462C78"/>
-    <w:rPr>
-      <w:rFonts w:asciiTheme="majorHAnsi" w:eastAsiaTheme="majorEastAsia" w:hAnsiTheme="majorHAnsi" w:cstheme="majorBidi"/>
-      <w:color w:val="0F4761" w:themeColor="accent1" w:themeShade="BF"/>
-      <w:sz w:val="40"/>
-      <w:szCs w:val="40"/>
-    </w:rPr>
-  </w:style>
-  <w:style w:type="character" w:customStyle="1" w:styleId="30">
-    <w:name w:val="标题 3 字符"/>
-    <w:basedOn w:val="a0"/>
-    <w:link w:val="3"/>
-    <w:uiPriority w:val="9"/>
-    <w:semiHidden/>
-    <w:rsid w:val="00462C78"/>
-    <w:rPr>
-      <w:rFonts w:asciiTheme="majorHAnsi" w:eastAsiaTheme="majorEastAsia" w:hAnsiTheme="majorHAnsi" w:cstheme="majorBidi"/>
-      <w:color w:val="0F4761" w:themeColor="accent1" w:themeShade="BF"/>
-      <w:sz w:val="32"/>
-      <w:szCs w:val="32"/>
-    </w:rPr>
-  </w:style>
-  <w:style w:type="character" w:customStyle="1" w:styleId="40">
-    <w:name w:val="标题 4 字符"/>
-    <w:basedOn w:val="a0"/>
-    <w:link w:val="4"/>
-    <w:uiPriority w:val="9"/>
-    <w:semiHidden/>
-    <w:rsid w:val="00462C78"/>
-    <w:rPr>
-      <w:rFonts w:cstheme="majorBidi"/>
-      <w:color w:val="0F4761" w:themeColor="accent1" w:themeShade="BF"/>
-      <w:sz w:val="28"/>
-      <w:szCs w:val="28"/>
-    </w:rPr>
-  </w:style>
-  <w:style w:type="character" w:customStyle="1" w:styleId="50">
-    <w:name w:val="标题 5 字符"/>
-    <w:basedOn w:val="a0"/>
-    <w:link w:val="5"/>
-    <w:uiPriority w:val="9"/>
-    <w:semiHidden/>
-    <w:rsid w:val="00462C78"/>
-    <w:rPr>
-      <w:rFonts w:cstheme="majorBidi"/>
-      <w:color w:val="0F4761" w:themeColor="accent1" w:themeShade="BF"/>
-      <w:sz w:val="24"/>
-    </w:rPr>
-  </w:style>
-  <w:style w:type="character" w:customStyle="1" w:styleId="60">
-    <w:name w:val="标题 6 字符"/>
-    <w:basedOn w:val="a0"/>
-    <w:link w:val="6"/>
-    <w:uiPriority w:val="9"/>
-    <w:semiHidden/>
-    <w:rsid w:val="00462C78"/>
-    <w:rPr>
-      <w:rFonts w:cstheme="majorBidi"/>
-      <w:b/>
-      <w:bCs/>
-      <w:color w:val="0F4761" w:themeColor="accent1" w:themeShade="BF"/>
-    </w:rPr>
-  </w:style>
-  <w:style w:type="character" w:customStyle="1" w:styleId="70">
-    <w:name w:val="标题 7 字符"/>
-    <w:basedOn w:val="a0"/>
-    <w:link w:val="7"/>
-    <w:uiPriority w:val="9"/>
-    <w:semiHidden/>
-    <w:rsid w:val="00462C78"/>
-    <w:rPr>
-      <w:rFonts w:cstheme="majorBidi"/>
-      <w:b/>
-      <w:bCs/>
-      <w:color w:val="595959" w:themeColor="text1" w:themeTint="A6"/>
-    </w:rPr>
-  </w:style>
-  <w:style w:type="character" w:customStyle="1" w:styleId="80">
-    <w:name w:val="标题 8 字符"/>
-    <w:basedOn w:val="a0"/>
-    <w:link w:val="8"/>
-    <w:uiPriority w:val="9"/>
-    <w:semiHidden/>
-    <w:rsid w:val="00462C78"/>
-    <w:rPr>
-      <w:rFonts w:cstheme="majorBidi"/>
-      <w:color w:val="595959" w:themeColor="text1" w:themeTint="A6"/>
-    </w:rPr>
-  </w:style>
-  <w:style w:type="character" w:customStyle="1" w:styleId="90">
-    <w:name w:val="标题 9 字符"/>
-    <w:basedOn w:val="a0"/>
-    <w:link w:val="9"/>
-    <w:uiPriority w:val="9"/>
-    <w:semiHidden/>
-    <w:rsid w:val="00462C78"/>
-    <w:rPr>
-      <w:rFonts w:eastAsiaTheme="majorEastAsia" w:cstheme="majorBidi"/>
-      <w:color w:val="595959" w:themeColor="text1" w:themeTint="A6"/>
-    </w:rPr>
-  </w:style>
   <w:style w:type="paragraph" w:styleId="a3">
     <w:name w:val="Title"/>
-    <w:basedOn w:val="a"/>
-    <w:next w:val="a"/>
-    <w:link w:val="a4"/>
     <w:uiPriority w:val="10"/>
     <w:qFormat/>
-    <w:rsid w:val="00462C78"/>
-    <w:pPr>
-      <w:spacing w:after="80" w:line="240" w:lineRule="auto"/>
-      <w:contextualSpacing/>
-      <w:jc w:val="center"/>
-    </w:pPr>
     <w:rPr>
-      <w:rFonts w:asciiTheme="majorHAnsi" w:eastAsiaTheme="majorEastAsia" w:hAnsiTheme="majorHAnsi" w:cstheme="majorBidi"/>
-      <w:spacing w:val="-10"/>
-      <w:kern w:val="28"/>
       <w:sz w:val="56"/>
       <w:szCs w:val="56"/>
     </w:rPr>
   </w:style>
-  <w:style w:type="character" w:customStyle="1" w:styleId="a4">
-    <w:name w:val="标题 字符"/>
-    <w:basedOn w:val="a0"/>
-    <w:link w:val="a3"/>
-    <w:uiPriority w:val="10"/>
-    <w:rsid w:val="00462C78"/>
+  <w:style w:type="paragraph" w:customStyle="1" w:styleId="10">
+    <w:name w:val="要点1"/>
+    <w:qFormat/>
     <w:rPr>
-      <w:rFonts w:asciiTheme="majorHAnsi" w:eastAsiaTheme="majorEastAsia" w:hAnsiTheme="majorHAnsi" w:cstheme="majorBidi"/>
-      <w:spacing w:val="-10"/>
-      <w:kern w:val="28"/>
-      <w:sz w:val="56"/>
-      <w:szCs w:val="56"/>
+      <w:b/>
+      <w:bCs/>
     </w:rPr>
   </w:style>
-  <w:style w:type="paragraph" w:styleId="a5">
-    <w:name w:val="Subtitle"/>
-    <w:basedOn w:val="a"/>
-    <w:next w:val="a"/>
-    <w:link w:val="a6"/>
-    <w:uiPriority w:val="11"/>
+  <w:style w:type="paragraph" w:styleId="a4">
+    <w:name w:val="List Paragraph"/>
     <w:qFormat/>
-    <w:rsid w:val="00462C78"/>
-    <w:pPr>
-      <w:numPr>
-        <w:ilvl w:val="1"/>
-      </w:numPr>
-      <w:jc w:val="center"/>
-    </w:pPr>
+  </w:style>
+  <w:style w:type="character" w:styleId="a5">
+    <w:name w:val="Hyperlink"/>
+    <w:uiPriority w:val="99"/>
+    <w:unhideWhenUsed/>
     <w:rPr>
-      <w:rFonts w:asciiTheme="majorHAnsi" w:eastAsiaTheme="majorEastAsia" w:hAnsiTheme="majorHAnsi" w:cstheme="majorBidi"/>
-      <w:color w:val="595959" w:themeColor="text1" w:themeTint="A6"/>
-      <w:spacing w:val="15"/>
-      <w:sz w:val="28"/>
-      <w:szCs w:val="28"/>
+      <w:color w:val="0563C1"/>
+      <w:u w:val="single"/>
     </w:rPr>
   </w:style>
-  <w:style w:type="character" w:customStyle="1" w:styleId="a6">
-    <w:name w:val="副标题 字符"/>
-    <w:basedOn w:val="a0"/>
-    <w:link w:val="a5"/>
-    <w:uiPriority w:val="11"/>
-    <w:rsid w:val="00462C78"/>
+  <w:style w:type="character" w:styleId="a6">
+    <w:name w:val="footnote reference"/>
+    <w:uiPriority w:val="99"/>
+    <w:semiHidden/>
+    <w:unhideWhenUsed/>
     <w:rPr>
-      <w:rFonts w:asciiTheme="majorHAnsi" w:eastAsiaTheme="majorEastAsia" w:hAnsiTheme="majorHAnsi" w:cstheme="majorBidi"/>
-      <w:color w:val="595959" w:themeColor="text1" w:themeTint="A6"/>
-      <w:spacing w:val="15"/>
-      <w:sz w:val="28"/>
-      <w:szCs w:val="28"/>
+      <w:vertAlign w:val="superscript"/>
     </w:rPr>
   </w:style>
   <w:style w:type="paragraph" w:styleId="a7">
-    <w:name w:val="Quote"/>
-    <w:basedOn w:val="a"/>
-    <w:next w:val="a"/>
+    <w:name w:val="footnote text"/>
     <w:link w:val="a8"/>
-    <w:uiPriority w:val="29"/>
-    <w:qFormat/>
-    <w:rsid w:val="00462C78"/>
-    <w:pPr>
-      <w:spacing w:before="160"/>
-      <w:jc w:val="center"/>
-    </w:pPr>
+    <w:uiPriority w:val="99"/>
+    <w:semiHidden/>
+    <w:unhideWhenUsed/>
+  </w:style>
+  <w:style w:type="character" w:customStyle="1" w:styleId="a8">
+    <w:name w:val="脚注文本 字符"/>
+    <w:link w:val="a7"/>
+    <w:uiPriority w:val="99"/>
+    <w:semiHidden/>
+    <w:unhideWhenUsed/>
     <w:rPr>
-      <w:i/>
-      <w:iCs/>
-      <w:color w:val="404040" w:themeColor="text1" w:themeTint="BF"/>
+      <w:sz w:val="20"/>
+      <w:szCs w:val="20"/>
     </w:rPr>
   </w:style>
-  <w:style w:type="character" w:customStyle="1" w:styleId="a8">
-    <w:name w:val="引用 字符"/>
-    <w:basedOn w:val="a0"/>
-    <w:link w:val="a7"/>
-    <w:uiPriority w:val="29"/>
-    <w:rsid w:val="00462C78"/>
+  <w:style w:type="character" w:styleId="a9">
+    <w:name w:val="endnote reference"/>
+    <w:uiPriority w:val="99"/>
+    <w:semiHidden/>
+    <w:unhideWhenUsed/>
     <w:rPr>
-      <w:i/>
-      <w:iCs/>
-      <w:color w:val="404040" w:themeColor="text1" w:themeTint="BF"/>
+      <w:vertAlign w:val="superscript"/>
     </w:rPr>
   </w:style>
-  <w:style w:type="paragraph" w:styleId="a9">
-    <w:name w:val="List Paragraph"/>
-    <w:basedOn w:val="a"/>
-    <w:uiPriority w:val="34"/>
-    <w:qFormat/>
-    <w:rsid w:val="00462C78"/>
-    <w:pPr>
-      <w:ind w:left="720"/>
-      <w:contextualSpacing/>
-    </w:pPr>
+  <w:style w:type="paragraph" w:styleId="aa">
+    <w:name w:val="endnote text"/>
+    <w:link w:val="ab"/>
+    <w:uiPriority w:val="99"/>
+    <w:semiHidden/>
+    <w:unhideWhenUsed/>
   </w:style>
-  <w:style w:type="character" w:styleId="aa">
-    <w:name w:val="Intense Emphasis"/>
-    <w:basedOn w:val="a0"/>
-    <w:uiPriority w:val="21"/>
-    <w:qFormat/>
-    <w:rsid w:val="00462C78"/>
+  <w:style w:type="character" w:customStyle="1" w:styleId="ab">
+    <w:name w:val="尾注文本 字符"/>
+    <w:link w:val="aa"/>
+    <w:uiPriority w:val="99"/>
+    <w:semiHidden/>
+    <w:unhideWhenUsed/>
     <w:rPr>
-      <w:i/>
-      <w:iCs/>
-      <w:color w:val="0F4761" w:themeColor="accent1" w:themeShade="BF"/>
-    </w:rPr>
-  </w:style>
-  <w:style w:type="paragraph" w:styleId="ab">
-    <w:name w:val="Intense Quote"/>
-    <w:basedOn w:val="a"/>
-    <w:next w:val="a"/>
-    <w:link w:val="ac"/>
-    <w:uiPriority w:val="30"/>
-    <w:qFormat/>
-    <w:rsid w:val="00462C78"/>
-    <w:pPr>
-      <w:pBdr>
-        <w:top w:val="single" w:sz="4" w:space="10" w:color="0F4761" w:themeColor="accent1" w:themeShade="BF"/>
-        <w:bottom w:val="single" w:sz="4" w:space="10" w:color="0F4761" w:themeColor="accent1" w:themeShade="BF"/>
-      </w:pBdr>
-      <w:spacing w:before="360" w:after="360"/>
-      <w:ind w:left="864" w:right="864"/>
-      <w:jc w:val="center"/>
-    </w:pPr>
-    <w:rPr>
-      <w:i/>
-      <w:iCs/>
-      <w:color w:val="0F4761" w:themeColor="accent1" w:themeShade="BF"/>
-    </w:rPr>
-  </w:style>
-  <w:style w:type="character" w:customStyle="1" w:styleId="ac">
-    <w:name w:val="明显引用 字符"/>
-    <w:basedOn w:val="a0"/>
-    <w:link w:val="ab"/>
-    <w:uiPriority w:val="30"/>
-    <w:rsid w:val="00462C78"/>
-    <w:rPr>
-      <w:i/>
-      <w:iCs/>
-      <w:color w:val="0F4761" w:themeColor="accent1" w:themeShade="BF"/>
-    </w:rPr>
-  </w:style>
-  <w:style w:type="character" w:styleId="ad">
-    <w:name w:val="Intense Reference"/>
-    <w:basedOn w:val="a0"/>
-    <w:uiPriority w:val="32"/>
-    <w:qFormat/>
-    <w:rsid w:val="00462C78"/>
-    <w:rPr>
-      <w:b/>
-      <w:bCs/>
-      <w:smallCaps/>
-      <w:color w:val="0F4761" w:themeColor="accent1" w:themeShade="BF"/>
-      <w:spacing w:val="5"/>
+      <w:sz w:val="20"/>
+      <w:szCs w:val="20"/>
     </w:rPr>
   </w:style>
 </w:styles>
